--- a/crates/maestro-app/tests/fixtures/docx/attachments/smart-tag.docx
+++ b/crates/maestro-app/tests/fixtures/docx/attachments/smart-tag.docx
@@ -8,7 +8,10 @@
       </w:r>
       <w:smartTag w:uri="urn:maestro:place" w:element="place">
         <w:r>
-          <w:t>Tagged</w:t>
+          <w:t>Tag</w:t>
+        </w:r>
+        <w:r>
+          <w:t>ged</w:t>
         </w:r>
       </w:smartTag>
       <w:r>
